--- a/Atharva_Kedar_Resume.docx
+++ b/Atharva_Kedar_Resume.docx
@@ -1,6 +1,6 @@
 
 <file path=word/document.xml><?xml version="1.0" encoding="utf-8"?>
-<w:document xmlns:wpc="http://schemas.microsoft.com/office/word/2010/wordprocessingCanvas" xmlns:cx="http://schemas.microsoft.com/office/drawing/2014/chartex" xmlns:cx1="http://schemas.microsoft.com/office/drawing/2015/9/8/chartex" xmlns:cx2="http://schemas.microsoft.com/office/drawing/2015/10/21/chartex" xmlns:cx3="http://schemas.microsoft.com/office/drawing/2016/5/9/chartex" xmlns:cx4="http://schemas.microsoft.com/office/drawing/2016/5/10/chartex" xmlns:cx5="http://schemas.microsoft.com/office/drawing/2016/5/11/chartex" xmlns:cx6="http://schemas.microsoft.com/office/drawing/2016/5/12/chartex" xmlns:cx7="http://schemas.microsoft.com/office/drawing/2016/5/13/chartex" xmlns:cx8="http://schemas.microsoft.com/office/drawing/2016/5/14/chartex" xmlns:mc="http://schemas.openxmlformats.org/markup-compatibility/2006" xmlns:aink="http://schemas.microsoft.com/office/drawing/2016/ink" xmlns:am3d="http://schemas.microsoft.com/office/drawing/2017/model3d" xmlns:o="urn:schemas-microsoft-com:office:office" xmlns:oel="http://schemas.microsoft.com/office/2019/extlst" xmlns:r="http://schemas.openxmlformats.org/officeDocument/2006/relationships" xmlns:m="http://schemas.openxmlformats.org/officeDocument/2006/math" xmlns:v="urn:schemas-microsoft-com:vml" xmlns:wp14="http://schemas.microsoft.com/office/word/2010/wordprocessingDrawing" xmlns:wp="http://schemas.openxmlformats.org/drawingml/2006/wordprocessingDrawing" xmlns:w10="urn:schemas-microsoft-com:office:word" xmlns:w="http://schemas.openxmlformats.org/wordprocessingml/2006/main" xmlns:w14="http://schemas.microsoft.com/office/word/2010/wordml" xmlns:w15="http://schemas.microsoft.com/office/word/2012/wordml" xmlns:w16cex="http://schemas.microsoft.com/office/word/2018/wordml/cex" xmlns:w16cid="http://schemas.microsoft.com/office/word/2016/wordml/cid" xmlns:w16="http://schemas.microsoft.com/office/word/2018/wordml" xmlns:w16du="http://schemas.microsoft.com/office/word/2023/wordml/word16du" xmlns:w16sdtdh="http://schemas.microsoft.com/office/word/2020/wordml/sdtdatahash" xmlns:w16sdtfl="http://schemas.microsoft.com/office/word/2024/wordml/sdtformatlock" xmlns:w16se="http://schemas.microsoft.com/office/word/2015/wordml/symex" xmlns:wpg="http://schemas.microsoft.com/office/word/2010/wordprocessingGroup" xmlns:wpi="http://schemas.microsoft.com/office/word/2010/wordprocessingInk" xmlns:wne="http://schemas.microsoft.com/office/word/2006/wordml" xmlns:wps="http://schemas.microsoft.com/office/word/2010/wordprocessingShape" mc:Ignorable="w14 w15 w16se w16cid w16 w16cex w16sdtdh w16sdtfl w16du wp14">
+<w:document xmlns:wpc="http://schemas.microsoft.com/office/word/2010/wordprocessingCanvas" xmlns:cx="http://schemas.microsoft.com/office/drawing/2014/chartex" xmlns:cx1="http://schemas.microsoft.com/office/drawing/2015/9/8/chartex" xmlns:cx2="http://schemas.microsoft.com/office/drawing/2015/10/21/chartex" xmlns:cx3="http://schemas.microsoft.com/office/drawing/2016/5/9/chartex" xmlns:cx4="http://schemas.microsoft.com/office/drawing/2016/5/10/chartex" xmlns:cx5="http://schemas.microsoft.com/office/drawing/2016/5/11/chartex" xmlns:cx6="http://schemas.microsoft.com/office/drawing/2016/5/12/chartex" xmlns:cx7="http://schemas.microsoft.com/office/drawing/2016/5/13/chartex" xmlns:cx8="http://schemas.microsoft.com/office/drawing/2016/5/14/chartex" xmlns:mc="http://schemas.openxmlformats.org/markup-compatibility/2006" xmlns:aink="http://schemas.microsoft.com/office/drawing/2016/ink" xmlns:am3d="http://schemas.microsoft.com/office/drawing/2017/model3d" xmlns:o="urn:schemas-microsoft-com:office:office" xmlns:oel="http://schemas.microsoft.com/office/2019/extlst" xmlns:r="http://schemas.openxmlformats.org/officeDocument/2006/relationships" xmlns:m="http://schemas.openxmlformats.org/officeDocument/2006/math" xmlns:v="urn:schemas-microsoft-com:vml" xmlns:wp14="http://schemas.microsoft.com/office/word/2010/wordprocessingDrawing" xmlns:wp="http://schemas.openxmlformats.org/drawingml/2006/wordprocessingDrawing" xmlns:w10="urn:schemas-microsoft-com:office:word" xmlns:w="http://schemas.openxmlformats.org/wordprocessingml/2006/main" xmlns:w14="http://schemas.microsoft.com/office/word/2010/wordml" xmlns:w15="http://schemas.microsoft.com/office/word/2012/wordml" xmlns:w16cei="http://schemas.microsoft.com/office/word/2026/wordml/cei" xmlns:w16cex="http://schemas.microsoft.com/office/word/2018/wordml/cex" xmlns:w16cid="http://schemas.microsoft.com/office/word/2016/wordml/cid" xmlns:w16="http://schemas.microsoft.com/office/word/2018/wordml" xmlns:w16du="http://schemas.microsoft.com/office/word/2023/wordml/word16du" xmlns:w16sdtdh="http://schemas.microsoft.com/office/word/2020/wordml/sdtdatahash" xmlns:w16sdtfl="http://schemas.microsoft.com/office/word/2024/wordml/sdtformatlock" xmlns:w16se="http://schemas.microsoft.com/office/word/2015/wordml/symex" xmlns:wpg="http://schemas.microsoft.com/office/word/2010/wordprocessingGroup" xmlns:wpi="http://schemas.microsoft.com/office/word/2010/wordprocessingInk" xmlns:wne="http://schemas.microsoft.com/office/word/2006/wordml" xmlns:wps="http://schemas.microsoft.com/office/word/2010/wordprocessingShape" mc:Ignorable="w14 w15 w16se w16cid w16 w16cex w16sdtdh w16sdtfl w16du wp14">
   <w:body>
     <w:tbl>
       <w:tblPr>
@@ -442,12 +442,26 @@
     </w:p>
     <w:p>
       <w:r>
-        <w:t>Backend Development: Python, Java, REST APIs, OOP, Multithreading</w:t>
+        <w:rPr>
+          <w:b/>
+          <w:bCs/>
+        </w:rPr>
+        <w:t>Backend Development</w:t>
+      </w:r>
+      <w:r>
+        <w:t>: Python, Java, REST APIs, OOP, Multithreading</w:t>
       </w:r>
     </w:p>
     <w:p>
       <w:r>
-        <w:t>Databases: MySQL, PostgreSQL, MongoDB</w:t>
+        <w:rPr>
+          <w:b/>
+          <w:bCs/>
+        </w:rPr>
+        <w:t>Databases</w:t>
+      </w:r>
+      <w:r>
+        <w:t>: MySQL, PostgreSQL, MongoDB</w:t>
       </w:r>
     </w:p>
     <w:p>
@@ -457,7 +471,14 @@
         </w:rPr>
       </w:pPr>
       <w:r>
-        <w:t>Data &amp; Analytics: SQL, JSON, Data Visualization</w:t>
+        <w:rPr>
+          <w:b/>
+          <w:bCs/>
+        </w:rPr>
+        <w:t>Data &amp; Analytics</w:t>
+      </w:r>
+      <w:r>
+        <w:t>: SQL, JSON, Data Visualization</w:t>
       </w:r>
     </w:p>
     <w:p>
@@ -467,7 +488,14 @@
         </w:rPr>
       </w:pPr>
       <w:r>
-        <w:t>Core Concepts: DSA, System Design, Networking (OSI, Routing, Subnetting)</w:t>
+        <w:rPr>
+          <w:b/>
+          <w:bCs/>
+        </w:rPr>
+        <w:t>Core Concepts</w:t>
+      </w:r>
+      <w:r>
+        <w:t>: DSA, System Design, Networking (OSI, Routing, Subnetting)</w:t>
       </w:r>
     </w:p>
     <w:p>
@@ -483,7 +511,17 @@
     </w:p>
     <w:p>
       <w:r>
-        <w:t>Tools &amp; Platforms: Git, Linux, Docker, Power BI, Tableau, Jupyter Notebook</w:t>
+        <w:rPr>
+          <w:b/>
+          <w:bCs/>
+        </w:rPr>
+        <w:t>Tools &amp; Platforms</w:t>
+      </w:r>
+      <w:r>
+        <w:t>: Git, Linux, Docker, Power BI, Tableau, Jupyter Notebook</w:t>
+      </w:r>
+      <w:r>
+        <w:t>, Jenkins</w:t>
       </w:r>
     </w:p>
     <w:p>
@@ -557,7 +595,7 @@
             <w14:round/>
           </w14:textOutline>
         </w:rPr>
-        <w:instrText>HYPERLINK "https://github.com/AtharvaKedar123/Python_Programming_Projects/tree/master/Day%20098%20%E2%80%93%20Order%20Automation%20Bot%20(Bitcoin%20Alert%20Bot%20for%20Telegram)"</w:instrText>
+        <w:instrText>HYPERLINK "https://github.com/AtharvaKedar123/Java_Programming_Projects_OOP_Edition/tree/master/Bitcoin%20Project"</w:instrText>
       </w:r>
       <w:r>
         <w:rPr>
@@ -651,7 +689,7 @@
             <w14:round/>
           </w14:textOutline>
         </w:rPr>
-        <w:t>Pyth</w:t>
+        <w:t>Java</w:t>
       </w:r>
       <w:r>
         <w:rPr>
@@ -670,7 +708,7 @@
             <w14:round/>
           </w14:textOutline>
         </w:rPr>
-        <w:t>o</w:t>
+        <w:t xml:space="preserve"> | </w:t>
       </w:r>
       <w:r>
         <w:rPr>
@@ -689,44 +727,6 @@
             <w14:round/>
           </w14:textOutline>
         </w:rPr>
-        <w:t>n</w:t>
-      </w:r>
-      <w:r>
-        <w:rPr>
-          <w:rStyle w:val="Hyperlink"/>
-          <w:bCs/>
-          <w:sz w:val="24"/>
-          <w:szCs w:val="24"/>
-          <w14:shadow w14:blurRad="38100" w14:dist="25400" w14:dir="5400000" w14:sx="100000" w14:sy="100000" w14:kx="0" w14:ky="0" w14:algn="ctr">
-            <w14:srgbClr w14:val="6E747A">
-              <w14:alpha w14:val="57000"/>
-            </w14:srgbClr>
-          </w14:shadow>
-          <w14:textOutline w14:w="0" w14:cap="flat" w14:cmpd="sng" w14:algn="ctr">
-            <w14:noFill/>
-            <w14:prstDash w14:val="solid"/>
-            <w14:round/>
-          </w14:textOutline>
-        </w:rPr>
-        <w:t xml:space="preserve"> | </w:t>
-      </w:r>
-      <w:r>
-        <w:rPr>
-          <w:rStyle w:val="Hyperlink"/>
-          <w:bCs/>
-          <w:sz w:val="24"/>
-          <w:szCs w:val="24"/>
-          <w14:shadow w14:blurRad="38100" w14:dist="25400" w14:dir="5400000" w14:sx="100000" w14:sy="100000" w14:kx="0" w14:ky="0" w14:algn="ctr">
-            <w14:srgbClr w14:val="6E747A">
-              <w14:alpha w14:val="57000"/>
-            </w14:srgbClr>
-          </w14:shadow>
-          <w14:textOutline w14:w="0" w14:cap="flat" w14:cmpd="sng" w14:algn="ctr">
-            <w14:noFill/>
-            <w14:prstDash w14:val="solid"/>
-            <w14:round/>
-          </w14:textOutline>
-        </w:rPr>
         <w:t>API</w:t>
       </w:r>
     </w:p>
@@ -754,14 +754,32 @@
         <w:fldChar w:fldCharType="end"/>
       </w:r>
       <w:r>
-        <w:t xml:space="preserve">Developed an automated system for real-time Bitcoin price alerts using external APIs with </w:t>
+        <w:t xml:space="preserve"> </w:t>
+      </w:r>
+      <w:r>
+        <w:t xml:space="preserve">Developed a </w:t>
       </w:r>
       <w:r>
         <w:rPr>
           <w:b/>
           <w:bCs/>
         </w:rPr>
-        <w:t>&lt;2s response latency</w:t>
+        <w:t>Java-based Telegram bot</w:t>
+      </w:r>
+      <w:r>
+        <w:t xml:space="preserve"> integrated with the </w:t>
+      </w:r>
+      <w:r>
+        <w:t>Coin</w:t>
+      </w:r>
+      <w:r>
+        <w:t>-</w:t>
+      </w:r>
+      <w:r>
+        <w:t>Gecko</w:t>
+      </w:r>
+      <w:r>
+        <w:t xml:space="preserve"> API to retrieve real-time Bitcoin price data</w:t>
       </w:r>
     </w:p>
     <w:p>
@@ -769,17 +787,17 @@
         <w:pStyle w:val="ListBullet"/>
       </w:pPr>
       <w:r>
-        <w:t xml:space="preserve">Processed live market data with </w:t>
+        <w:t xml:space="preserve">Designed a </w:t>
       </w:r>
       <w:r>
         <w:rPr>
           <w:b/>
           <w:bCs/>
         </w:rPr>
-        <w:t>100+ API calls/hour</w:t>
-      </w:r>
-      <w:r>
-        <w:t xml:space="preserve"> and implemented threshold-based trigger logic</w:t>
+        <w:t>RESTful backend</w:t>
+      </w:r>
+      <w:r>
+        <w:t xml:space="preserve"> for managing Bitcoin price alerts through Telegram</w:t>
       </w:r>
     </w:p>
     <w:p>
@@ -787,17 +805,20 @@
         <w:pStyle w:val="ListBullet"/>
       </w:pPr>
       <w:r>
-        <w:t xml:space="preserve">Reduced manual monitoring effort by </w:t>
+        <w:t xml:space="preserve">Built the project using </w:t>
       </w:r>
       <w:r>
         <w:rPr>
           <w:b/>
           <w:bCs/>
         </w:rPr>
-        <w:t>~90%</w:t>
-      </w:r>
-      <w:r>
-        <w:t xml:space="preserve"> through event-driven automation</w:t>
+        <w:t>Java 21 and Maven</w:t>
+      </w:r>
+      <w:r>
+        <w:t>, enabling users to create and manage price alerts directly from Telegram commands</w:t>
+      </w:r>
+      <w:r>
+        <w:t>.</w:t>
       </w:r>
     </w:p>
     <w:p>
@@ -999,47 +1020,7 @@
               <w14:round/>
             </w14:textOutline>
           </w:rPr>
-          <w:t xml:space="preserve"> PostgreS</w:t>
-        </w:r>
-        <w:r>
-          <w:rPr>
-            <w:rStyle w:val="Hyperlink"/>
-            <w:bCs/>
-            <w:color w:val="39A5B7" w:themeColor="accent1"/>
-            <w:sz w:val="24"/>
-            <w:szCs w:val="24"/>
-            <w14:shadow w14:blurRad="38100" w14:dist="25400" w14:dir="5400000" w14:sx="100000" w14:sy="100000" w14:kx="0" w14:ky="0" w14:algn="ctr">
-              <w14:srgbClr w14:val="6E747A">
-                <w14:alpha w14:val="57000"/>
-              </w14:srgbClr>
-            </w14:shadow>
-            <w14:textOutline w14:w="0" w14:cap="flat" w14:cmpd="sng" w14:algn="ctr">
-              <w14:noFill/>
-              <w14:prstDash w14:val="solid"/>
-              <w14:round/>
-            </w14:textOutline>
-          </w:rPr>
-          <w:t>Q</w:t>
-        </w:r>
-        <w:r>
-          <w:rPr>
-            <w:rStyle w:val="Hyperlink"/>
-            <w:bCs/>
-            <w:color w:val="39A5B7" w:themeColor="accent1"/>
-            <w:sz w:val="24"/>
-            <w:szCs w:val="24"/>
-            <w14:shadow w14:blurRad="38100" w14:dist="25400" w14:dir="5400000" w14:sx="100000" w14:sy="100000" w14:kx="0" w14:ky="0" w14:algn="ctr">
-              <w14:srgbClr w14:val="6E747A">
-                <w14:alpha w14:val="57000"/>
-              </w14:srgbClr>
-            </w14:shadow>
-            <w14:textOutline w14:w="0" w14:cap="flat" w14:cmpd="sng" w14:algn="ctr">
-              <w14:noFill/>
-              <w14:prstDash w14:val="solid"/>
-              <w14:round/>
-            </w14:textOutline>
-          </w:rPr>
-          <w:t>L</w:t>
+          <w:t xml:space="preserve"> PostgreSQL</w:t>
         </w:r>
       </w:hyperlink>
     </w:p>
@@ -1239,47 +1220,7 @@
             <w14:round/>
           </w14:textOutline>
         </w:rPr>
-        <w:t>Inventory Optimization &amp; Demand Forec</w:t>
-      </w:r>
-      <w:r>
-        <w:rPr>
-          <w:rStyle w:val="Hyperlink"/>
-          <w:rFonts w:asciiTheme="majorHAnsi" w:hAnsiTheme="majorHAnsi"/>
-          <w:color w:val="39A5B7" w:themeColor="accent1"/>
-          <w:sz w:val="24"/>
-          <w:szCs w:val="24"/>
-          <w14:shadow w14:blurRad="38100" w14:dist="25400" w14:dir="5400000" w14:sx="100000" w14:sy="100000" w14:kx="0" w14:ky="0" w14:algn="ctr">
-            <w14:srgbClr w14:val="6E747A">
-              <w14:alpha w14:val="57000"/>
-            </w14:srgbClr>
-          </w14:shadow>
-          <w14:textOutline w14:w="0" w14:cap="flat" w14:cmpd="sng" w14:algn="ctr">
-            <w14:noFill/>
-            <w14:prstDash w14:val="solid"/>
-            <w14:round/>
-          </w14:textOutline>
-        </w:rPr>
-        <w:t>a</w:t>
-      </w:r>
-      <w:r>
-        <w:rPr>
-          <w:rStyle w:val="Hyperlink"/>
-          <w:rFonts w:asciiTheme="majorHAnsi" w:hAnsiTheme="majorHAnsi"/>
-          <w:color w:val="39A5B7" w:themeColor="accent1"/>
-          <w:sz w:val="24"/>
-          <w:szCs w:val="24"/>
-          <w14:shadow w14:blurRad="38100" w14:dist="25400" w14:dir="5400000" w14:sx="100000" w14:sy="100000" w14:kx="0" w14:ky="0" w14:algn="ctr">
-            <w14:srgbClr w14:val="6E747A">
-              <w14:alpha w14:val="57000"/>
-            </w14:srgbClr>
-          </w14:shadow>
-          <w14:textOutline w14:w="0" w14:cap="flat" w14:cmpd="sng" w14:algn="ctr">
-            <w14:noFill/>
-            <w14:prstDash w14:val="solid"/>
-            <w14:round/>
-          </w14:textOutline>
-        </w:rPr>
-        <w:t>st Dashboard – Power BI</w:t>
+        <w:t>Inventory Optimization &amp; Demand Forecast Dashboard – Power BI</w:t>
       </w:r>
       <w:r>
         <w:rPr>
@@ -1434,47 +1375,7 @@
               <w14:round/>
             </w14:textOutline>
           </w:rPr>
-          <w:t>Implementat</w:t>
-        </w:r>
-        <w:r>
-          <w:rPr>
-            <w:rStyle w:val="Hyperlink"/>
-            <w:bCs/>
-            <w:color w:val="39A5B7" w:themeColor="accent1"/>
-            <w:sz w:val="24"/>
-            <w:szCs w:val="24"/>
-            <w14:shadow w14:blurRad="38100" w14:dist="25400" w14:dir="5400000" w14:sx="100000" w14:sy="100000" w14:kx="0" w14:ky="0" w14:algn="ctr">
-              <w14:srgbClr w14:val="6E747A">
-                <w14:alpha w14:val="57000"/>
-              </w14:srgbClr>
-            </w14:shadow>
-            <w14:textOutline w14:w="0" w14:cap="flat" w14:cmpd="sng" w14:algn="ctr">
-              <w14:noFill/>
-              <w14:prstDash w14:val="solid"/>
-              <w14:round/>
-            </w14:textOutline>
-          </w:rPr>
-          <w:t>i</w:t>
-        </w:r>
-        <w:r>
-          <w:rPr>
-            <w:rStyle w:val="Hyperlink"/>
-            <w:bCs/>
-            <w:color w:val="39A5B7" w:themeColor="accent1"/>
-            <w:sz w:val="24"/>
-            <w:szCs w:val="24"/>
-            <w14:shadow w14:blurRad="38100" w14:dist="25400" w14:dir="5400000" w14:sx="100000" w14:sy="100000" w14:kx="0" w14:ky="0" w14:algn="ctr">
-              <w14:srgbClr w14:val="6E747A">
-                <w14:alpha w14:val="57000"/>
-              </w14:srgbClr>
-            </w14:shadow>
-            <w14:textOutline w14:w="0" w14:cap="flat" w14:cmpd="sng" w14:algn="ctr">
-              <w14:noFill/>
-              <w14:prstDash w14:val="solid"/>
-              <w14:round/>
-            </w14:textOutline>
-          </w:rPr>
-          <w:t>on –</w:t>
+          <w:t>Implementation –</w:t>
         </w:r>
         <w:r>
           <w:rPr>
@@ -1658,47 +1559,7 @@
               <w14:round/>
             </w14:textOutline>
           </w:rPr>
-          <w:t>ime Stock Tradin</w:t>
-        </w:r>
-        <w:r>
-          <w:rPr>
-            <w:rStyle w:val="Hyperlink"/>
-            <w:bCs/>
-            <w:color w:val="39A5B7" w:themeColor="accent1"/>
-            <w:sz w:val="24"/>
-            <w:szCs w:val="24"/>
-            <w14:shadow w14:blurRad="38100" w14:dist="25400" w14:dir="5400000" w14:sx="100000" w14:sy="100000" w14:kx="0" w14:ky="0" w14:algn="ctr">
-              <w14:srgbClr w14:val="6E747A">
-                <w14:alpha w14:val="57000"/>
-              </w14:srgbClr>
-            </w14:shadow>
-            <w14:textOutline w14:w="0" w14:cap="flat" w14:cmpd="sng" w14:algn="ctr">
-              <w14:noFill/>
-              <w14:prstDash w14:val="solid"/>
-              <w14:round/>
-            </w14:textOutline>
-          </w:rPr>
-          <w:t>g</w:t>
-        </w:r>
-        <w:r>
-          <w:rPr>
-            <w:rStyle w:val="Hyperlink"/>
-            <w:bCs/>
-            <w:color w:val="39A5B7" w:themeColor="accent1"/>
-            <w:sz w:val="24"/>
-            <w:szCs w:val="24"/>
-            <w14:shadow w14:blurRad="38100" w14:dist="25400" w14:dir="5400000" w14:sx="100000" w14:sy="100000" w14:kx="0" w14:ky="0" w14:algn="ctr">
-              <w14:srgbClr w14:val="6E747A">
-                <w14:alpha w14:val="57000"/>
-              </w14:srgbClr>
-            </w14:shadow>
-            <w14:textOutline w14:w="0" w14:cap="flat" w14:cmpd="sng" w14:algn="ctr">
-              <w14:noFill/>
-              <w14:prstDash w14:val="solid"/>
-              <w14:round/>
-            </w14:textOutline>
-          </w:rPr>
-          <w:t xml:space="preserve"> Simulator</w:t>
+          <w:t>ime Stock Trading Simulator</w:t>
         </w:r>
         <w:r>
           <w:rPr>
@@ -1896,47 +1757,7 @@
               <w14:round/>
             </w14:textOutline>
           </w:rPr>
-          <w:t xml:space="preserve"> </w:t>
-        </w:r>
-        <w:r>
-          <w:rPr>
-            <w:rStyle w:val="Hyperlink"/>
-            <w:rFonts w:asciiTheme="majorHAnsi" w:hAnsiTheme="majorHAnsi"/>
-            <w:color w:val="39A5B7" w:themeColor="accent1"/>
-            <w:sz w:val="24"/>
-            <w:szCs w:val="24"/>
-            <w14:shadow w14:blurRad="38100" w14:dist="25400" w14:dir="5400000" w14:sx="100000" w14:sy="100000" w14:kx="0" w14:ky="0" w14:algn="ctr">
-              <w14:srgbClr w14:val="6E747A">
-                <w14:alpha w14:val="57000"/>
-              </w14:srgbClr>
-            </w14:shadow>
-            <w14:textOutline w14:w="0" w14:cap="flat" w14:cmpd="sng" w14:algn="ctr">
-              <w14:noFill/>
-              <w14:prstDash w14:val="solid"/>
-              <w14:round/>
-            </w14:textOutline>
-          </w:rPr>
-          <w:t>–</w:t>
-        </w:r>
-        <w:r>
-          <w:rPr>
-            <w:rStyle w:val="Hyperlink"/>
-            <w:rFonts w:asciiTheme="majorHAnsi" w:hAnsiTheme="majorHAnsi"/>
-            <w:color w:val="39A5B7" w:themeColor="accent1"/>
-            <w:sz w:val="24"/>
-            <w:szCs w:val="24"/>
-            <w14:shadow w14:blurRad="38100" w14:dist="25400" w14:dir="5400000" w14:sx="100000" w14:sy="100000" w14:kx="0" w14:ky="0" w14:algn="ctr">
-              <w14:srgbClr w14:val="6E747A">
-                <w14:alpha w14:val="57000"/>
-              </w14:srgbClr>
-            </w14:shadow>
-            <w14:textOutline w14:w="0" w14:cap="flat" w14:cmpd="sng" w14:algn="ctr">
-              <w14:noFill/>
-              <w14:prstDash w14:val="solid"/>
-              <w14:round/>
-            </w14:textOutline>
-          </w:rPr>
-          <w:t xml:space="preserve"> P</w:t>
+          <w:t xml:space="preserve"> – P</w:t>
         </w:r>
         <w:r>
           <w:rPr>
@@ -2165,7 +1986,7 @@
 </file>
 
 <file path=word/endnotes.xml><?xml version="1.0" encoding="utf-8"?>
-<w:endnotes xmlns:wpc="http://schemas.microsoft.com/office/word/2010/wordprocessingCanvas" xmlns:cx="http://schemas.microsoft.com/office/drawing/2014/chartex" xmlns:cx1="http://schemas.microsoft.com/office/drawing/2015/9/8/chartex" xmlns:cx2="http://schemas.microsoft.com/office/drawing/2015/10/21/chartex" xmlns:cx3="http://schemas.microsoft.com/office/drawing/2016/5/9/chartex" xmlns:cx4="http://schemas.microsoft.com/office/drawing/2016/5/10/chartex" xmlns:cx5="http://schemas.microsoft.com/office/drawing/2016/5/11/chartex" xmlns:cx6="http://schemas.microsoft.com/office/drawing/2016/5/12/chartex" xmlns:cx7="http://schemas.microsoft.com/office/drawing/2016/5/13/chartex" xmlns:cx8="http://schemas.microsoft.com/office/drawing/2016/5/14/chartex" xmlns:mc="http://schemas.openxmlformats.org/markup-compatibility/2006" xmlns:aink="http://schemas.microsoft.com/office/drawing/2016/ink" xmlns:am3d="http://schemas.microsoft.com/office/drawing/2017/model3d" xmlns:o="urn:schemas-microsoft-com:office:office" xmlns:oel="http://schemas.microsoft.com/office/2019/extlst" xmlns:r="http://schemas.openxmlformats.org/officeDocument/2006/relationships" xmlns:m="http://schemas.openxmlformats.org/officeDocument/2006/math" xmlns:v="urn:schemas-microsoft-com:vml" xmlns:wp14="http://schemas.microsoft.com/office/word/2010/wordprocessingDrawing" xmlns:wp="http://schemas.openxmlformats.org/drawingml/2006/wordprocessingDrawing" xmlns:w10="urn:schemas-microsoft-com:office:word" xmlns:w="http://schemas.openxmlformats.org/wordprocessingml/2006/main" xmlns:w14="http://schemas.microsoft.com/office/word/2010/wordml" xmlns:w15="http://schemas.microsoft.com/office/word/2012/wordml" xmlns:w16cex="http://schemas.microsoft.com/office/word/2018/wordml/cex" xmlns:w16cid="http://schemas.microsoft.com/office/word/2016/wordml/cid" xmlns:w16="http://schemas.microsoft.com/office/word/2018/wordml" xmlns:w16du="http://schemas.microsoft.com/office/word/2023/wordml/word16du" xmlns:w16sdtdh="http://schemas.microsoft.com/office/word/2020/wordml/sdtdatahash" xmlns:w16sdtfl="http://schemas.microsoft.com/office/word/2024/wordml/sdtformatlock" xmlns:w16se="http://schemas.microsoft.com/office/word/2015/wordml/symex" xmlns:wpg="http://schemas.microsoft.com/office/word/2010/wordprocessingGroup" xmlns:wpi="http://schemas.microsoft.com/office/word/2010/wordprocessingInk" xmlns:wne="http://schemas.microsoft.com/office/word/2006/wordml" xmlns:wps="http://schemas.microsoft.com/office/word/2010/wordprocessingShape" mc:Ignorable="w14 w15 w16se w16cid w16 w16cex w16sdtdh w16sdtfl w16du wp14">
+<w:endnotes xmlns:wpc="http://schemas.microsoft.com/office/word/2010/wordprocessingCanvas" xmlns:cx="http://schemas.microsoft.com/office/drawing/2014/chartex" xmlns:cx1="http://schemas.microsoft.com/office/drawing/2015/9/8/chartex" xmlns:cx2="http://schemas.microsoft.com/office/drawing/2015/10/21/chartex" xmlns:cx3="http://schemas.microsoft.com/office/drawing/2016/5/9/chartex" xmlns:cx4="http://schemas.microsoft.com/office/drawing/2016/5/10/chartex" xmlns:cx5="http://schemas.microsoft.com/office/drawing/2016/5/11/chartex" xmlns:cx6="http://schemas.microsoft.com/office/drawing/2016/5/12/chartex" xmlns:cx7="http://schemas.microsoft.com/office/drawing/2016/5/13/chartex" xmlns:cx8="http://schemas.microsoft.com/office/drawing/2016/5/14/chartex" xmlns:mc="http://schemas.openxmlformats.org/markup-compatibility/2006" xmlns:aink="http://schemas.microsoft.com/office/drawing/2016/ink" xmlns:am3d="http://schemas.microsoft.com/office/drawing/2017/model3d" xmlns:o="urn:schemas-microsoft-com:office:office" xmlns:oel="http://schemas.microsoft.com/office/2019/extlst" xmlns:r="http://schemas.openxmlformats.org/officeDocument/2006/relationships" xmlns:m="http://schemas.openxmlformats.org/officeDocument/2006/math" xmlns:v="urn:schemas-microsoft-com:vml" xmlns:wp14="http://schemas.microsoft.com/office/word/2010/wordprocessingDrawing" xmlns:wp="http://schemas.openxmlformats.org/drawingml/2006/wordprocessingDrawing" xmlns:w10="urn:schemas-microsoft-com:office:word" xmlns:w="http://schemas.openxmlformats.org/wordprocessingml/2006/main" xmlns:w14="http://schemas.microsoft.com/office/word/2010/wordml" xmlns:w15="http://schemas.microsoft.com/office/word/2012/wordml" xmlns:w16cei="http://schemas.microsoft.com/office/word/2026/wordml/cei" xmlns:w16cex="http://schemas.microsoft.com/office/word/2018/wordml/cex" xmlns:w16cid="http://schemas.microsoft.com/office/word/2016/wordml/cid" xmlns:w16="http://schemas.microsoft.com/office/word/2018/wordml" xmlns:w16du="http://schemas.microsoft.com/office/word/2023/wordml/word16du" xmlns:w16sdtdh="http://schemas.microsoft.com/office/word/2020/wordml/sdtdatahash" xmlns:w16sdtfl="http://schemas.microsoft.com/office/word/2024/wordml/sdtformatlock" xmlns:w16se="http://schemas.microsoft.com/office/word/2015/wordml/symex" xmlns:wpg="http://schemas.microsoft.com/office/word/2010/wordprocessingGroup" xmlns:wpi="http://schemas.microsoft.com/office/word/2010/wordprocessingInk" xmlns:wne="http://schemas.microsoft.com/office/word/2006/wordml" xmlns:wps="http://schemas.microsoft.com/office/word/2010/wordprocessingShape" mc:Ignorable="w14 w15 w16se w16cid w16 w16cex w16sdtdh w16sdtfl w16du wp14">
   <w:endnote w:type="separator" w:id="-1">
     <w:p>
       <w:pPr>
@@ -2190,7 +2011,7 @@
 </file>
 
 <file path=word/footer1.xml><?xml version="1.0" encoding="utf-8"?>
-<w:ftr xmlns:wpc="http://schemas.microsoft.com/office/word/2010/wordprocessingCanvas" xmlns:cx="http://schemas.microsoft.com/office/drawing/2014/chartex" xmlns:cx1="http://schemas.microsoft.com/office/drawing/2015/9/8/chartex" xmlns:cx2="http://schemas.microsoft.com/office/drawing/2015/10/21/chartex" xmlns:cx3="http://schemas.microsoft.com/office/drawing/2016/5/9/chartex" xmlns:cx4="http://schemas.microsoft.com/office/drawing/2016/5/10/chartex" xmlns:cx5="http://schemas.microsoft.com/office/drawing/2016/5/11/chartex" xmlns:cx6="http://schemas.microsoft.com/office/drawing/2016/5/12/chartex" xmlns:cx7="http://schemas.microsoft.com/office/drawing/2016/5/13/chartex" xmlns:cx8="http://schemas.microsoft.com/office/drawing/2016/5/14/chartex" xmlns:mc="http://schemas.openxmlformats.org/markup-compatibility/2006" xmlns:aink="http://schemas.microsoft.com/office/drawing/2016/ink" xmlns:am3d="http://schemas.microsoft.com/office/drawing/2017/model3d" xmlns:o="urn:schemas-microsoft-com:office:office" xmlns:oel="http://schemas.microsoft.com/office/2019/extlst" xmlns:r="http://schemas.openxmlformats.org/officeDocument/2006/relationships" xmlns:m="http://schemas.openxmlformats.org/officeDocument/2006/math" xmlns:v="urn:schemas-microsoft-com:vml" xmlns:wp14="http://schemas.microsoft.com/office/word/2010/wordprocessingDrawing" xmlns:wp="http://schemas.openxmlformats.org/drawingml/2006/wordprocessingDrawing" xmlns:w10="urn:schemas-microsoft-com:office:word" xmlns:w="http://schemas.openxmlformats.org/wordprocessingml/2006/main" xmlns:w14="http://schemas.microsoft.com/office/word/2010/wordml" xmlns:w15="http://schemas.microsoft.com/office/word/2012/wordml" xmlns:w16cex="http://schemas.microsoft.com/office/word/2018/wordml/cex" xmlns:w16cid="http://schemas.microsoft.com/office/word/2016/wordml/cid" xmlns:w16="http://schemas.microsoft.com/office/word/2018/wordml" xmlns:w16du="http://schemas.microsoft.com/office/word/2023/wordml/word16du" xmlns:w16sdtdh="http://schemas.microsoft.com/office/word/2020/wordml/sdtdatahash" xmlns:w16sdtfl="http://schemas.microsoft.com/office/word/2024/wordml/sdtformatlock" xmlns:w16se="http://schemas.microsoft.com/office/word/2015/wordml/symex" xmlns:wpg="http://schemas.microsoft.com/office/word/2010/wordprocessingGroup" xmlns:wpi="http://schemas.microsoft.com/office/word/2010/wordprocessingInk" xmlns:wne="http://schemas.microsoft.com/office/word/2006/wordml" xmlns:wps="http://schemas.microsoft.com/office/word/2010/wordprocessingShape" mc:Ignorable="w14 w15 w16se w16cid w16 w16cex w16sdtdh w16sdtfl w16du wp14">
+<w:ftr xmlns:wpc="http://schemas.microsoft.com/office/word/2010/wordprocessingCanvas" xmlns:cx="http://schemas.microsoft.com/office/drawing/2014/chartex" xmlns:cx1="http://schemas.microsoft.com/office/drawing/2015/9/8/chartex" xmlns:cx2="http://schemas.microsoft.com/office/drawing/2015/10/21/chartex" xmlns:cx3="http://schemas.microsoft.com/office/drawing/2016/5/9/chartex" xmlns:cx4="http://schemas.microsoft.com/office/drawing/2016/5/10/chartex" xmlns:cx5="http://schemas.microsoft.com/office/drawing/2016/5/11/chartex" xmlns:cx6="http://schemas.microsoft.com/office/drawing/2016/5/12/chartex" xmlns:cx7="http://schemas.microsoft.com/office/drawing/2016/5/13/chartex" xmlns:cx8="http://schemas.microsoft.com/office/drawing/2016/5/14/chartex" xmlns:mc="http://schemas.openxmlformats.org/markup-compatibility/2006" xmlns:aink="http://schemas.microsoft.com/office/drawing/2016/ink" xmlns:am3d="http://schemas.microsoft.com/office/drawing/2017/model3d" xmlns:o="urn:schemas-microsoft-com:office:office" xmlns:oel="http://schemas.microsoft.com/office/2019/extlst" xmlns:r="http://schemas.openxmlformats.org/officeDocument/2006/relationships" xmlns:m="http://schemas.openxmlformats.org/officeDocument/2006/math" xmlns:v="urn:schemas-microsoft-com:vml" xmlns:wp14="http://schemas.microsoft.com/office/word/2010/wordprocessingDrawing" xmlns:wp="http://schemas.openxmlformats.org/drawingml/2006/wordprocessingDrawing" xmlns:w10="urn:schemas-microsoft-com:office:word" xmlns:w="http://schemas.openxmlformats.org/wordprocessingml/2006/main" xmlns:w14="http://schemas.microsoft.com/office/word/2010/wordml" xmlns:w15="http://schemas.microsoft.com/office/word/2012/wordml" xmlns:w16cei="http://schemas.microsoft.com/office/word/2026/wordml/cei" xmlns:w16cex="http://schemas.microsoft.com/office/word/2018/wordml/cex" xmlns:w16cid="http://schemas.microsoft.com/office/word/2016/wordml/cid" xmlns:w16="http://schemas.microsoft.com/office/word/2018/wordml" xmlns:w16du="http://schemas.microsoft.com/office/word/2023/wordml/word16du" xmlns:w16sdtdh="http://schemas.microsoft.com/office/word/2020/wordml/sdtdatahash" xmlns:w16sdtfl="http://schemas.microsoft.com/office/word/2024/wordml/sdtformatlock" xmlns:w16se="http://schemas.microsoft.com/office/word/2015/wordml/symex" xmlns:wpg="http://schemas.microsoft.com/office/word/2010/wordprocessingGroup" xmlns:wpi="http://schemas.microsoft.com/office/word/2010/wordprocessingInk" xmlns:wne="http://schemas.microsoft.com/office/word/2006/wordml" xmlns:wps="http://schemas.microsoft.com/office/word/2010/wordprocessingShape" mc:Ignorable="w14 w15 w16se w16cid w16 w16cex w16sdtdh w16sdtfl w16du wp14">
   <w:p>
     <w:pPr>
       <w:pStyle w:val="Footer"/>
@@ -2224,7 +2045,7 @@
 </file>
 
 <file path=word/footnotes.xml><?xml version="1.0" encoding="utf-8"?>
-<w:footnotes xmlns:wpc="http://schemas.microsoft.com/office/word/2010/wordprocessingCanvas" xmlns:cx="http://schemas.microsoft.com/office/drawing/2014/chartex" xmlns:cx1="http://schemas.microsoft.com/office/drawing/2015/9/8/chartex" xmlns:cx2="http://schemas.microsoft.com/office/drawing/2015/10/21/chartex" xmlns:cx3="http://schemas.microsoft.com/office/drawing/2016/5/9/chartex" xmlns:cx4="http://schemas.microsoft.com/office/drawing/2016/5/10/chartex" xmlns:cx5="http://schemas.microsoft.com/office/drawing/2016/5/11/chartex" xmlns:cx6="http://schemas.microsoft.com/office/drawing/2016/5/12/chartex" xmlns:cx7="http://schemas.microsoft.com/office/drawing/2016/5/13/chartex" xmlns:cx8="http://schemas.microsoft.com/office/drawing/2016/5/14/chartex" xmlns:mc="http://schemas.openxmlformats.org/markup-compatibility/2006" xmlns:aink="http://schemas.microsoft.com/office/drawing/2016/ink" xmlns:am3d="http://schemas.microsoft.com/office/drawing/2017/model3d" xmlns:o="urn:schemas-microsoft-com:office:office" xmlns:oel="http://schemas.microsoft.com/office/2019/extlst" xmlns:r="http://schemas.openxmlformats.org/officeDocument/2006/relationships" xmlns:m="http://schemas.openxmlformats.org/officeDocument/2006/math" xmlns:v="urn:schemas-microsoft-com:vml" xmlns:wp14="http://schemas.microsoft.com/office/word/2010/wordprocessingDrawing" xmlns:wp="http://schemas.openxmlformats.org/drawingml/2006/wordprocessingDrawing" xmlns:w10="urn:schemas-microsoft-com:office:word" xmlns:w="http://schemas.openxmlformats.org/wordprocessingml/2006/main" xmlns:w14="http://schemas.microsoft.com/office/word/2010/wordml" xmlns:w15="http://schemas.microsoft.com/office/word/2012/wordml" xmlns:w16cex="http://schemas.microsoft.com/office/word/2018/wordml/cex" xmlns:w16cid="http://schemas.microsoft.com/office/word/2016/wordml/cid" xmlns:w16="http://schemas.microsoft.com/office/word/2018/wordml" xmlns:w16du="http://schemas.microsoft.com/office/word/2023/wordml/word16du" xmlns:w16sdtdh="http://schemas.microsoft.com/office/word/2020/wordml/sdtdatahash" xmlns:w16sdtfl="http://schemas.microsoft.com/office/word/2024/wordml/sdtformatlock" xmlns:w16se="http://schemas.microsoft.com/office/word/2015/wordml/symex" xmlns:wpg="http://schemas.microsoft.com/office/word/2010/wordprocessingGroup" xmlns:wpi="http://schemas.microsoft.com/office/word/2010/wordprocessingInk" xmlns:wne="http://schemas.microsoft.com/office/word/2006/wordml" xmlns:wps="http://schemas.microsoft.com/office/word/2010/wordprocessingShape" mc:Ignorable="w14 w15 w16se w16cid w16 w16cex w16sdtdh w16sdtfl w16du wp14">
+<w:footnotes xmlns:wpc="http://schemas.microsoft.com/office/word/2010/wordprocessingCanvas" xmlns:cx="http://schemas.microsoft.com/office/drawing/2014/chartex" xmlns:cx1="http://schemas.microsoft.com/office/drawing/2015/9/8/chartex" xmlns:cx2="http://schemas.microsoft.com/office/drawing/2015/10/21/chartex" xmlns:cx3="http://schemas.microsoft.com/office/drawing/2016/5/9/chartex" xmlns:cx4="http://schemas.microsoft.com/office/drawing/2016/5/10/chartex" xmlns:cx5="http://schemas.microsoft.com/office/drawing/2016/5/11/chartex" xmlns:cx6="http://schemas.microsoft.com/office/drawing/2016/5/12/chartex" xmlns:cx7="http://schemas.microsoft.com/office/drawing/2016/5/13/chartex" xmlns:cx8="http://schemas.microsoft.com/office/drawing/2016/5/14/chartex" xmlns:mc="http://schemas.openxmlformats.org/markup-compatibility/2006" xmlns:aink="http://schemas.microsoft.com/office/drawing/2016/ink" xmlns:am3d="http://schemas.microsoft.com/office/drawing/2017/model3d" xmlns:o="urn:schemas-microsoft-com:office:office" xmlns:oel="http://schemas.microsoft.com/office/2019/extlst" xmlns:r="http://schemas.openxmlformats.org/officeDocument/2006/relationships" xmlns:m="http://schemas.openxmlformats.org/officeDocument/2006/math" xmlns:v="urn:schemas-microsoft-com:vml" xmlns:wp14="http://schemas.microsoft.com/office/word/2010/wordprocessingDrawing" xmlns:wp="http://schemas.openxmlformats.org/drawingml/2006/wordprocessingDrawing" xmlns:w10="urn:schemas-microsoft-com:office:word" xmlns:w="http://schemas.openxmlformats.org/wordprocessingml/2006/main" xmlns:w14="http://schemas.microsoft.com/office/word/2010/wordml" xmlns:w15="http://schemas.microsoft.com/office/word/2012/wordml" xmlns:w16cei="http://schemas.microsoft.com/office/word/2026/wordml/cei" xmlns:w16cex="http://schemas.microsoft.com/office/word/2018/wordml/cex" xmlns:w16cid="http://schemas.microsoft.com/office/word/2016/wordml/cid" xmlns:w16="http://schemas.microsoft.com/office/word/2018/wordml" xmlns:w16du="http://schemas.microsoft.com/office/word/2023/wordml/word16du" xmlns:w16sdtdh="http://schemas.microsoft.com/office/word/2020/wordml/sdtdatahash" xmlns:w16sdtfl="http://schemas.microsoft.com/office/word/2024/wordml/sdtformatlock" xmlns:w16se="http://schemas.microsoft.com/office/word/2015/wordml/symex" xmlns:wpg="http://schemas.microsoft.com/office/word/2010/wordprocessingGroup" xmlns:wpi="http://schemas.microsoft.com/office/word/2010/wordprocessingInk" xmlns:wne="http://schemas.microsoft.com/office/word/2006/wordml" xmlns:wps="http://schemas.microsoft.com/office/word/2010/wordprocessingShape" mc:Ignorable="w14 w15 w16se w16cid w16 w16cex w16sdtdh w16sdtfl w16du wp14">
   <w:footnote w:type="separator" w:id="-1">
     <w:p>
       <w:pPr>
@@ -2249,7 +2070,7 @@
 </file>
 
 <file path=word/numbering.xml><?xml version="1.0" encoding="utf-8"?>
-<w:numbering xmlns:wpc="http://schemas.microsoft.com/office/word/2010/wordprocessingCanvas" xmlns:cx="http://schemas.microsoft.com/office/drawing/2014/chartex" xmlns:cx1="http://schemas.microsoft.com/office/drawing/2015/9/8/chartex" xmlns:cx2="http://schemas.microsoft.com/office/drawing/2015/10/21/chartex" xmlns:cx3="http://schemas.microsoft.com/office/drawing/2016/5/9/chartex" xmlns:cx4="http://schemas.microsoft.com/office/drawing/2016/5/10/chartex" xmlns:cx5="http://schemas.microsoft.com/office/drawing/2016/5/11/chartex" xmlns:cx6="http://schemas.microsoft.com/office/drawing/2016/5/12/chartex" xmlns:cx7="http://schemas.microsoft.com/office/drawing/2016/5/13/chartex" xmlns:cx8="http://schemas.microsoft.com/office/drawing/2016/5/14/chartex" xmlns:mc="http://schemas.openxmlformats.org/markup-compatibility/2006" xmlns:aink="http://schemas.microsoft.com/office/drawing/2016/ink" xmlns:am3d="http://schemas.microsoft.com/office/drawing/2017/model3d" xmlns:o="urn:schemas-microsoft-com:office:office" xmlns:oel="http://schemas.microsoft.com/office/2019/extlst" xmlns:r="http://schemas.openxmlformats.org/officeDocument/2006/relationships" xmlns:m="http://schemas.openxmlformats.org/officeDocument/2006/math" xmlns:v="urn:schemas-microsoft-com:vml" xmlns:wp14="http://schemas.microsoft.com/office/word/2010/wordprocessingDrawing" xmlns:wp="http://schemas.openxmlformats.org/drawingml/2006/wordprocessingDrawing" xmlns:w10="urn:schemas-microsoft-com:office:word" xmlns:w="http://schemas.openxmlformats.org/wordprocessingml/2006/main" xmlns:w14="http://schemas.microsoft.com/office/word/2010/wordml" xmlns:w15="http://schemas.microsoft.com/office/word/2012/wordml" xmlns:w16cex="http://schemas.microsoft.com/office/word/2018/wordml/cex" xmlns:w16cid="http://schemas.microsoft.com/office/word/2016/wordml/cid" xmlns:w16="http://schemas.microsoft.com/office/word/2018/wordml" xmlns:w16du="http://schemas.microsoft.com/office/word/2023/wordml/word16du" xmlns:w16sdtdh="http://schemas.microsoft.com/office/word/2020/wordml/sdtdatahash" xmlns:w16sdtfl="http://schemas.microsoft.com/office/word/2024/wordml/sdtformatlock" xmlns:w16se="http://schemas.microsoft.com/office/word/2015/wordml/symex" xmlns:wpg="http://schemas.microsoft.com/office/word/2010/wordprocessingGroup" xmlns:wpi="http://schemas.microsoft.com/office/word/2010/wordprocessingInk" xmlns:wne="http://schemas.microsoft.com/office/word/2006/wordml" xmlns:wps="http://schemas.microsoft.com/office/word/2010/wordprocessingShape" mc:Ignorable="w14 w15 w16se w16cid w16 w16cex w16sdtdh w16sdtfl w16du wp14">
+<w:numbering xmlns:wpc="http://schemas.microsoft.com/office/word/2010/wordprocessingCanvas" xmlns:cx="http://schemas.microsoft.com/office/drawing/2014/chartex" xmlns:cx1="http://schemas.microsoft.com/office/drawing/2015/9/8/chartex" xmlns:cx2="http://schemas.microsoft.com/office/drawing/2015/10/21/chartex" xmlns:cx3="http://schemas.microsoft.com/office/drawing/2016/5/9/chartex" xmlns:cx4="http://schemas.microsoft.com/office/drawing/2016/5/10/chartex" xmlns:cx5="http://schemas.microsoft.com/office/drawing/2016/5/11/chartex" xmlns:cx6="http://schemas.microsoft.com/office/drawing/2016/5/12/chartex" xmlns:cx7="http://schemas.microsoft.com/office/drawing/2016/5/13/chartex" xmlns:cx8="http://schemas.microsoft.com/office/drawing/2016/5/14/chartex" xmlns:mc="http://schemas.openxmlformats.org/markup-compatibility/2006" xmlns:aink="http://schemas.microsoft.com/office/drawing/2016/ink" xmlns:am3d="http://schemas.microsoft.com/office/drawing/2017/model3d" xmlns:o="urn:schemas-microsoft-com:office:office" xmlns:oel="http://schemas.microsoft.com/office/2019/extlst" xmlns:r="http://schemas.openxmlformats.org/officeDocument/2006/relationships" xmlns:m="http://schemas.openxmlformats.org/officeDocument/2006/math" xmlns:v="urn:schemas-microsoft-com:vml" xmlns:wp14="http://schemas.microsoft.com/office/word/2010/wordprocessingDrawing" xmlns:wp="http://schemas.openxmlformats.org/drawingml/2006/wordprocessingDrawing" xmlns:w10="urn:schemas-microsoft-com:office:word" xmlns:w="http://schemas.openxmlformats.org/wordprocessingml/2006/main" xmlns:w14="http://schemas.microsoft.com/office/word/2010/wordml" xmlns:w15="http://schemas.microsoft.com/office/word/2012/wordml" xmlns:w16cei="http://schemas.microsoft.com/office/word/2026/wordml/cei" xmlns:w16cex="http://schemas.microsoft.com/office/word/2018/wordml/cex" xmlns:w16cid="http://schemas.microsoft.com/office/word/2016/wordml/cid" xmlns:w16="http://schemas.microsoft.com/office/word/2018/wordml" xmlns:w16du="http://schemas.microsoft.com/office/word/2023/wordml/word16du" xmlns:w16sdtdh="http://schemas.microsoft.com/office/word/2020/wordml/sdtdatahash" xmlns:w16sdtfl="http://schemas.microsoft.com/office/word/2024/wordml/sdtformatlock" xmlns:w16se="http://schemas.microsoft.com/office/word/2015/wordml/symex" xmlns:wpg="http://schemas.microsoft.com/office/word/2010/wordprocessingGroup" xmlns:wpi="http://schemas.microsoft.com/office/word/2010/wordprocessingInk" xmlns:wne="http://schemas.microsoft.com/office/word/2006/wordml" xmlns:wps="http://schemas.microsoft.com/office/word/2010/wordprocessingShape" mc:Ignorable="w14 w15 w16se w16cid w16 w16cex w16sdtdh w16sdtfl w16du wp14">
   <w:abstractNum w:abstractNumId="0" w15:restartNumberingAfterBreak="0">
     <w:nsid w:val="FFFFFF7C"/>
     <w:multiLevelType w:val="singleLevel"/>
@@ -2418,10 +2239,11 @@
   <w:abstractNum w:abstractNumId="9" w15:restartNumberingAfterBreak="0">
     <w:nsid w:val="FFFFFF89"/>
     <w:multiLevelType w:val="singleLevel"/>
-    <w:tmpl w:val="F74E0474"/>
+    <w:tmpl w:val="88B06BF8"/>
     <w:lvl w:ilvl="0">
       <w:start w:val="1"/>
       <w:numFmt w:val="bullet"/>
+      <w:pStyle w:val="ListBullet"/>
       <w:lvlText w:val="·"/>
       <w:lvlJc w:val="left"/>
       <w:pPr>
@@ -5900,7 +5722,6 @@
   <w:style w:type="character" w:default="1" w:styleId="DefaultParagraphFont">
     <w:name w:val="Default Paragraph Font"/>
     <w:uiPriority w:val="1"/>
-    <w:semiHidden/>
     <w:unhideWhenUsed/>
   </w:style>
   <w:style w:type="table" w:default="1" w:styleId="TableNormal">
@@ -6954,30 +6775,6 @@
 </file>
 
 <file path=customXml/item1.xml><?xml version="1.0" encoding="utf-8"?>
-<p:properties xmlns:p="http://schemas.microsoft.com/office/2006/metadata/properties" xmlns:xsi="http://www.w3.org/2001/XMLSchema-instance" xmlns:pc="http://schemas.microsoft.com/office/infopath/2007/PartnerControls">
-  <documentManagement>
-    <_ip_UnifiedCompliancePolicyUIAction xmlns="http://schemas.microsoft.com/sharepoint/v3" xsi:nil="true"/>
-    <Image xmlns="71af3243-3dd4-4a8d-8c0d-dd76da1f02a5">
-      <Url xsi:nil="true"/>
-      <Description xsi:nil="true"/>
-    </Image>
-    <Status xmlns="71af3243-3dd4-4a8d-8c0d-dd76da1f02a5">Not started</Status>
-    <_ip_UnifiedCompliancePolicyProperties xmlns="http://schemas.microsoft.com/sharepoint/v3" xsi:nil="true"/>
-    <ImageTagsTaxHTField xmlns="71af3243-3dd4-4a8d-8c0d-dd76da1f02a5">
-      <Terms xmlns="http://schemas.microsoft.com/office/infopath/2007/PartnerControls"/>
-    </ImageTagsTaxHTField>
-    <TaxCatchAll xmlns="230e9df3-be65-4c73-a93b-d1236ebd677e" xsi:nil="true"/>
-    <MediaServiceKeyPoints xmlns="71af3243-3dd4-4a8d-8c0d-dd76da1f02a5" xsi:nil="true"/>
-    <Background xmlns="71af3243-3dd4-4a8d-8c0d-dd76da1f02a5">false</Background>
-  </documentManagement>
-</p:properties>
-</file>
-
-<file path=customXml/item2.xml><?xml version="1.0" encoding="utf-8"?>
-<b:Sources xmlns:b="http://schemas.openxmlformats.org/officeDocument/2006/bibliography" xmlns="http://schemas.openxmlformats.org/officeDocument/2006/bibliography" SelectedStyle="\APASixthEditionOfficeOnline.xsl" StyleName="APA" Version="6"/>
-</file>
-
-<file path=customXml/item3.xml><?xml version="1.0" encoding="utf-8"?>
 <ct:contentTypeSchema xmlns:ct="http://schemas.microsoft.com/office/2006/metadata/contentType" xmlns:ma="http://schemas.microsoft.com/office/2006/metadata/properties/metaAttributes" ct:_="" ma:_="" ma:contentTypeName="Document" ma:contentTypeID="0x01010079F111ED35F8CC479449609E8A0923A6" ma:contentTypeVersion="29" ma:contentTypeDescription="Create a new document." ma:contentTypeScope="" ma:versionID="6a914531ae0f23be31da2eba1f3b42a9">
   <xsd:schema xmlns:xsd="http://www.w3.org/2001/XMLSchema" xmlns:xs="http://www.w3.org/2001/XMLSchema" xmlns:p="http://schemas.microsoft.com/office/2006/metadata/properties" xmlns:ns1="http://schemas.microsoft.com/sharepoint/v3" xmlns:ns2="71af3243-3dd4-4a8d-8c0d-dd76da1f02a5" xmlns:ns3="16c05727-aa75-4e4a-9b5f-8a80a1165891" xmlns:ns4="230e9df3-be65-4c73-a93b-d1236ebd677e" targetNamespace="http://schemas.microsoft.com/office/2006/metadata/properties" ma:root="true" ma:fieldsID="ae00154c9e66547f022c4923f88826d6" ns1:_="" ns2:_="" ns3:_="" ns4:_="">
     <xsd:import namespace="http://schemas.microsoft.com/sharepoint/v3"/>
@@ -7289,7 +7086,7 @@
 </ct:contentTypeSchema>
 </file>
 
-<file path=customXml/item4.xml><?xml version="1.0" encoding="utf-8"?>
+<file path=customXml/item2.xml><?xml version="1.0" encoding="utf-8"?>
 <?mso-contentType ?>
 <FormTemplates xmlns="http://schemas.microsoft.com/sharepoint/v3/contenttype/forms">
   <Display>DocumentLibraryForm</Display>
@@ -7298,27 +7095,31 @@
 </FormTemplates>
 </file>
 
-<file path=customXml/itemProps1.xml><?xml version="1.0" encoding="utf-8"?>
-<ds:datastoreItem xmlns:ds="http://schemas.openxmlformats.org/officeDocument/2006/customXml" ds:itemID="{FC286A1A-83A9-49D0-AE61-B506130901B0}">
-  <ds:schemaRefs>
-    <ds:schemaRef ds:uri="http://schemas.microsoft.com/office/2006/metadata/properties"/>
-    <ds:schemaRef ds:uri="http://schemas.microsoft.com/office/infopath/2007/PartnerControls"/>
-    <ds:schemaRef ds:uri="http://schemas.microsoft.com/sharepoint/v3"/>
-    <ds:schemaRef ds:uri="71af3243-3dd4-4a8d-8c0d-dd76da1f02a5"/>
-    <ds:schemaRef ds:uri="230e9df3-be65-4c73-a93b-d1236ebd677e"/>
-  </ds:schemaRefs>
-</ds:datastoreItem>
+<file path=customXml/item3.xml><?xml version="1.0" encoding="utf-8"?>
+<p:properties xmlns:p="http://schemas.microsoft.com/office/2006/metadata/properties" xmlns:xsi="http://www.w3.org/2001/XMLSchema-instance" xmlns:pc="http://schemas.microsoft.com/office/infopath/2007/PartnerControls">
+  <documentManagement>
+    <_ip_UnifiedCompliancePolicyUIAction xmlns="http://schemas.microsoft.com/sharepoint/v3" xsi:nil="true"/>
+    <Image xmlns="71af3243-3dd4-4a8d-8c0d-dd76da1f02a5">
+      <Url xsi:nil="true"/>
+      <Description xsi:nil="true"/>
+    </Image>
+    <Status xmlns="71af3243-3dd4-4a8d-8c0d-dd76da1f02a5">Not started</Status>
+    <_ip_UnifiedCompliancePolicyProperties xmlns="http://schemas.microsoft.com/sharepoint/v3" xsi:nil="true"/>
+    <ImageTagsTaxHTField xmlns="71af3243-3dd4-4a8d-8c0d-dd76da1f02a5">
+      <Terms xmlns="http://schemas.microsoft.com/office/infopath/2007/PartnerControls"/>
+    </ImageTagsTaxHTField>
+    <TaxCatchAll xmlns="230e9df3-be65-4c73-a93b-d1236ebd677e" xsi:nil="true"/>
+    <MediaServiceKeyPoints xmlns="71af3243-3dd4-4a8d-8c0d-dd76da1f02a5" xsi:nil="true"/>
+    <Background xmlns="71af3243-3dd4-4a8d-8c0d-dd76da1f02a5">false</Background>
+  </documentManagement>
+</p:properties>
 </file>
 
-<file path=customXml/itemProps2.xml><?xml version="1.0" encoding="utf-8"?>
-<ds:datastoreItem xmlns:ds="http://schemas.openxmlformats.org/officeDocument/2006/customXml" ds:itemID="{829E4964-E492-4D5C-A41E-6548D1BBBCF3}">
-  <ds:schemaRefs>
-    <ds:schemaRef ds:uri="http://schemas.openxmlformats.org/officeDocument/2006/bibliography"/>
-  </ds:schemaRefs>
-</ds:datastoreItem>
+<file path=customXml/item4.xml><?xml version="1.0" encoding="utf-8"?>
+<b:Sources xmlns:b="http://schemas.openxmlformats.org/officeDocument/2006/bibliography" xmlns="http://schemas.openxmlformats.org/officeDocument/2006/bibliography" SelectedStyle="\APASixthEditionOfficeOnline.xsl" StyleName="APA" Version="6"/>
 </file>
 
-<file path=customXml/itemProps3.xml><?xml version="1.0" encoding="utf-8"?>
+<file path=customXml/itemProps1.xml><?xml version="1.0" encoding="utf-8"?>
 <ds:datastoreItem xmlns:ds="http://schemas.openxmlformats.org/officeDocument/2006/customXml" ds:itemID="{4DBEE0D2-5DD4-4054-AE25-8744B1BDC1E9}">
   <ds:schemaRefs>
     <ds:schemaRef ds:uri="http://schemas.microsoft.com/office/2006/metadata/contentType"/>
@@ -7339,7 +7140,7 @@
 </ds:datastoreItem>
 </file>
 
-<file path=customXml/itemProps4.xml><?xml version="1.0" encoding="utf-8"?>
+<file path=customXml/itemProps2.xml><?xml version="1.0" encoding="utf-8"?>
 <ds:datastoreItem xmlns:ds="http://schemas.openxmlformats.org/officeDocument/2006/customXml" ds:itemID="{C03343B0-2E37-4E4D-9C2F-1BB515B811A5}">
   <ds:schemaRefs>
     <ds:schemaRef ds:uri="http://schemas.microsoft.com/sharepoint/v3/contenttype/forms"/>
@@ -7347,6 +7148,26 @@
 </ds:datastoreItem>
 </file>
 
+<file path=customXml/itemProps3.xml><?xml version="1.0" encoding="utf-8"?>
+<ds:datastoreItem xmlns:ds="http://schemas.openxmlformats.org/officeDocument/2006/customXml" ds:itemID="{FC286A1A-83A9-49D0-AE61-B506130901B0}">
+  <ds:schemaRefs>
+    <ds:schemaRef ds:uri="http://schemas.microsoft.com/office/2006/metadata/properties"/>
+    <ds:schemaRef ds:uri="http://schemas.microsoft.com/office/infopath/2007/PartnerControls"/>
+    <ds:schemaRef ds:uri="http://schemas.microsoft.com/sharepoint/v3"/>
+    <ds:schemaRef ds:uri="71af3243-3dd4-4a8d-8c0d-dd76da1f02a5"/>
+    <ds:schemaRef ds:uri="230e9df3-be65-4c73-a93b-d1236ebd677e"/>
+  </ds:schemaRefs>
+</ds:datastoreItem>
+</file>
+
+<file path=customXml/itemProps4.xml><?xml version="1.0" encoding="utf-8"?>
+<ds:datastoreItem xmlns:ds="http://schemas.openxmlformats.org/officeDocument/2006/customXml" ds:itemID="{829E4964-E492-4D5C-A41E-6548D1BBBCF3}">
+  <ds:schemaRefs>
+    <ds:schemaRef ds:uri="http://schemas.openxmlformats.org/officeDocument/2006/bibliography"/>
+  </ds:schemaRefs>
+</ds:datastoreItem>
+</file>
+
 <file path=docMetadata/LabelInfo.xml><?xml version="1.0" encoding="utf-8"?>
 <clbl:labelList xmlns:clbl="http://schemas.microsoft.com/office/2020/mipLabelMetadata"/>
 </file>